--- a/awards/综合奖学金/2026/综合奖学金附件/2022310811杜晋华-奖学金荣誉申请导师同意书.docx
+++ b/awards/综合奖学金/2026/综合奖学金附件/2022310811杜晋华-奖学金荣誉申请导师同意书.docx
@@ -1,6 +1,6 @@
 
 <file path=word/document.xml><?xml version="1.0" encoding="utf-8"?>
-<w:document xmlns:wpc="http://schemas.microsoft.com/office/word/2010/wordprocessingCanvas" xmlns:cx="http://schemas.microsoft.com/office/drawing/2014/chartex" xmlns:cx1="http://schemas.microsoft.com/office/drawing/2015/9/8/chartex" xmlns:cx2="http://schemas.microsoft.com/office/drawing/2015/10/21/chartex" xmlns:cx3="http://schemas.microsoft.com/office/drawing/2016/5/9/chartex" xmlns:cx4="http://schemas.microsoft.com/office/drawing/2016/5/10/chartex" xmlns:cx5="http://schemas.microsoft.com/office/drawing/2016/5/11/chartex" xmlns:cx6="http://schemas.microsoft.com/office/drawing/2016/5/12/chartex" xmlns:cx7="http://schemas.microsoft.com/office/drawing/2016/5/13/chartex" xmlns:cx8="http://schemas.microsoft.com/office/drawing/2016/5/14/chartex" xmlns:mc="http://schemas.openxmlformats.org/markup-compatibility/2006" xmlns:o="urn:schemas-microsoft-com:office:office" xmlns:r="http://schemas.openxmlformats.org/officeDocument/2006/relationships" xmlns:m="http://schemas.openxmlformats.org/officeDocument/2006/math" xmlns:v="urn:schemas-microsoft-com:vml" xmlns:wp14="http://schemas.microsoft.com/office/word/2010/wordprocessingDrawing" xmlns:wp="http://schemas.openxmlformats.org/drawingml/2006/wordprocessingDrawing" xmlns:w="http://schemas.openxmlformats.org/wordprocessingml/2006/main" xmlns:w14="http://schemas.microsoft.com/office/word/2010/wordml" xmlns:w10="urn:schemas-microsoft-com:office:word" xmlns:w15="http://schemas.microsoft.com/office/word/2012/wordml" xmlns:wpg="http://schemas.microsoft.com/office/word/2010/wordprocessingGroup" xmlns:wpi="http://schemas.microsoft.com/office/word/2010/wordprocessingInk" xmlns:wne="http://schemas.microsoft.com/office/word/2006/wordml" xmlns:wps="http://schemas.microsoft.com/office/word/2010/wordprocessingShape" xmlns:wpsCustomData="http://www.wps.cn/officeDocument/2013/wpsCustomData" mc:Ignorable="w14 w15 wp14">
+<w:document xmlns:wpc="http://schemas.microsoft.com/office/word/2010/wordprocessingCanvas" xmlns:mc="http://schemas.openxmlformats.org/markup-compatibility/2006" xmlns:o="urn:schemas-microsoft-com:office:office" xmlns:r="http://schemas.openxmlformats.org/officeDocument/2006/relationships" xmlns:m="http://schemas.openxmlformats.org/officeDocument/2006/math" xmlns:v="urn:schemas-microsoft-com:vml" xmlns:wp14="http://schemas.microsoft.com/office/word/2010/wordprocessingDrawing" xmlns:wp="http://schemas.openxmlformats.org/drawingml/2006/wordprocessingDrawing" xmlns:w="http://schemas.openxmlformats.org/wordprocessingml/2006/main" xmlns:w14="http://schemas.microsoft.com/office/word/2010/wordml" xmlns:w10="urn:schemas-microsoft-com:office:word" xmlns:w15="http://schemas.microsoft.com/office/word/2012/wordml" xmlns:wpg="http://schemas.microsoft.com/office/word/2010/wordprocessingGroup" xmlns:wpi="http://schemas.microsoft.com/office/word/2010/wordprocessingInk" xmlns:wne="http://schemas.microsoft.com/office/word/2006/wordml" xmlns:wps="http://schemas.microsoft.com/office/word/2010/wordprocessingShape" xmlns:wpsCustomData="http://www.wps.cn/officeDocument/2013/wpsCustomData" mc:Ignorable="w14 w15 wp14">
   <w:body>
     <w:p>
       <w:pPr>
@@ -56,17 +56,17 @@
           <w:sz w:val="24"/>
           <w:szCs w:val="24"/>
         </w:rPr>
-        <w:t>我是</w:t>
-      </w:r>
-      <w:r>
-        <w:rPr>
-          <w:rFonts w:hint="eastAsia" w:ascii="仿宋" w:hAnsi="仿宋" w:eastAsia="仿宋"/>
-          <w:bCs/>
-          <w:sz w:val="24"/>
-          <w:szCs w:val="24"/>
-          <w:u w:val="single"/>
-        </w:rPr>
-        <w:t>（</w:t>
+        <w:t>我</w:t>
+      </w:r>
+      <w:r>
+        <w:rPr>
+          <w:rFonts w:hint="eastAsia" w:ascii="仿宋" w:hAnsi="仿宋" w:eastAsia="仿宋"/>
+          <w:bCs/>
+          <w:sz w:val="24"/>
+          <w:szCs w:val="24"/>
+          <w:u w:val="none"/>
+        </w:rPr>
+        <w:t>是</w:t>
       </w:r>
       <w:r>
         <w:rPr>
@@ -75,7 +75,7 @@
           <w:color w:val="000000" w:themeColor="text1"/>
           <w:sz w:val="24"/>
           <w:szCs w:val="24"/>
-          <w:u w:val="single"/>
+          <w:u w:val="none"/>
           <w14:textFill>
             <w14:solidFill>
               <w14:schemeClr w14:val="tx1"/>
@@ -88,44 +88,19 @@
         <w:rPr>
           <w:rFonts w:hint="eastAsia" w:ascii="仿宋" w:hAnsi="仿宋" w:eastAsia="仿宋"/>
           <w:bCs/>
-          <w:color w:val="000000" w:themeColor="text1"/>
-          <w:sz w:val="24"/>
-          <w:szCs w:val="24"/>
-          <w:u w:val="single"/>
-          <w14:textFill>
-            <w14:solidFill>
-              <w14:schemeClr w14:val="tx1"/>
-            </w14:solidFill>
-          </w14:textFill>
-        </w:rPr>
-        <w:t>）</w:t>
-      </w:r>
-      <w:r>
-        <w:rPr>
-          <w:rFonts w:hint="eastAsia" w:ascii="仿宋" w:hAnsi="仿宋" w:eastAsia="仿宋"/>
-          <w:bCs/>
-          <w:sz w:val="24"/>
-          <w:szCs w:val="24"/>
+          <w:sz w:val="24"/>
+          <w:szCs w:val="24"/>
+          <w:u w:val="none"/>
         </w:rPr>
         <w:t>所</w:t>
       </w:r>
       <w:r>
         <w:rPr>
-          <w:rFonts w:hint="eastAsia" w:ascii="仿宋" w:hAnsi="仿宋" w:eastAsia="仿宋"/>
-          <w:bCs/>
-          <w:sz w:val="24"/>
-          <w:szCs w:val="24"/>
-          <w:u w:val="single"/>
-        </w:rPr>
-        <w:t>（</w:t>
-      </w:r>
-      <w:r>
-        <w:rPr>
           <w:rFonts w:ascii="仿宋" w:hAnsi="仿宋" w:eastAsia="仿宋"/>
           <w:bCs/>
           <w:sz w:val="24"/>
           <w:szCs w:val="24"/>
-          <w:u w:val="single"/>
+          <w:u w:val="none"/>
         </w:rPr>
         <w:t>五</w:t>
       </w:r>
@@ -135,28 +110,9 @@
           <w:bCs/>
           <w:sz w:val="24"/>
           <w:szCs w:val="24"/>
-          <w:u w:val="single"/>
-        </w:rPr>
-        <w:t>）</w:t>
-      </w:r>
-      <w:r>
-        <w:rPr>
-          <w:rFonts w:hint="eastAsia" w:ascii="仿宋" w:hAnsi="仿宋" w:eastAsia="仿宋"/>
-          <w:bCs/>
-          <w:sz w:val="24"/>
-          <w:szCs w:val="24"/>
-        </w:rPr>
-        <w:t>年级</w:t>
-      </w:r>
-      <w:r>
-        <w:rPr>
-          <w:rFonts w:hint="eastAsia" w:ascii="仿宋" w:hAnsi="仿宋" w:eastAsia="仿宋"/>
-          <w:bCs/>
-          <w:sz w:val="24"/>
-          <w:szCs w:val="24"/>
-          <w:u w:val="single"/>
-        </w:rPr>
-        <w:t>（博士</w:t>
+          <w:u w:val="none"/>
+        </w:rPr>
+        <w:t>年级博士生杜晋华，学号</w:t>
       </w:r>
       <w:r>
         <w:rPr>
@@ -164,138 +120,401 @@
           <w:bCs/>
           <w:sz w:val="24"/>
           <w:szCs w:val="24"/>
-          <w:u w:val="single"/>
-        </w:rPr>
-        <w:t/>
-      </w:r>
-      <w:r>
-        <w:rPr>
-          <w:rFonts w:hint="eastAsia" w:ascii="仿宋" w:hAnsi="仿宋" w:eastAsia="仿宋"/>
-          <w:bCs/>
-          <w:sz w:val="24"/>
-          <w:szCs w:val="24"/>
-          <w:u w:val="single"/>
-        </w:rPr>
-        <w:t>）</w:t>
-      </w:r>
-      <w:r>
-        <w:rPr>
-          <w:rFonts w:hint="eastAsia" w:ascii="仿宋" w:hAnsi="仿宋" w:eastAsia="仿宋"/>
-          <w:bCs/>
-          <w:sz w:val="24"/>
-          <w:szCs w:val="24"/>
-        </w:rPr>
-        <w:t>生</w:t>
-      </w:r>
-      <w:r>
-        <w:rPr>
-          <w:rFonts w:hint="eastAsia" w:ascii="仿宋" w:hAnsi="仿宋" w:eastAsia="仿宋"/>
-          <w:bCs/>
-          <w:sz w:val="24"/>
-          <w:szCs w:val="24"/>
-          <w:u w:val="single"/>
-        </w:rPr>
-        <w:t>（杜晋华）</w:t>
-      </w:r>
-      <w:r>
-        <w:rPr>
-          <w:rFonts w:hint="eastAsia" w:ascii="仿宋" w:hAnsi="仿宋" w:eastAsia="仿宋"/>
-          <w:bCs/>
-          <w:sz w:val="24"/>
-          <w:szCs w:val="24"/>
-        </w:rPr>
-        <w:t>，学号</w:t>
-      </w:r>
-      <w:r>
-        <w:rPr>
-          <w:rFonts w:hint="eastAsia" w:ascii="仿宋" w:hAnsi="仿宋" w:eastAsia="仿宋"/>
-          <w:bCs/>
-          <w:sz w:val="24"/>
-          <w:szCs w:val="24"/>
-          <w:u w:val="single"/>
-        </w:rPr>
-        <w:t>（</w:t>
-      </w:r>
+          <w:u w:val="none"/>
+        </w:rPr>
+        <w:t>2022</w:t>
+      </w:r>
+      <w:r>
+        <w:rPr>
+          <w:rFonts w:hint="eastAsia" w:ascii="仿宋" w:hAnsi="仿宋" w:eastAsia="仿宋"/>
+          <w:bCs/>
+          <w:sz w:val="24"/>
+          <w:szCs w:val="24"/>
+          <w:u w:val="none"/>
+        </w:rPr>
+        <w:t>31081</w:t>
+      </w:r>
+      <w:r>
+        <w:rPr>
+          <w:rFonts w:hint="eastAsia" w:ascii="仿宋" w:hAnsi="仿宋" w:eastAsia="仿宋"/>
+          <w:bCs/>
+          <w:sz w:val="24"/>
+          <w:szCs w:val="24"/>
+          <w:u w:val="none"/>
+          <w:lang w:eastAsia="zh-Hans"/>
+        </w:rPr>
+        <w:t>1</w:t>
+      </w:r>
+      <w:r>
+        <w:rPr>
+          <w:rFonts w:hint="eastAsia" w:ascii="仿宋" w:hAnsi="仿宋" w:eastAsia="仿宋"/>
+          <w:bCs/>
+          <w:sz w:val="24"/>
+          <w:szCs w:val="24"/>
+          <w:u w:val="none"/>
+        </w:rPr>
+        <w:t>。导师</w:t>
+      </w:r>
+      <w:r>
+        <w:rPr>
+          <w:rFonts w:hint="eastAsia" w:ascii="仿宋" w:hAnsi="仿宋" w:eastAsia="仿宋"/>
+          <w:bCs/>
+          <w:sz w:val="24"/>
+          <w:szCs w:val="24"/>
+          <w:u w:val="none"/>
+          <w:lang w:eastAsia="zh-Hans"/>
+        </w:rPr>
+        <w:t>认</w:t>
+      </w:r>
+      <w:r>
+        <w:rPr>
+          <w:rFonts w:hint="eastAsia" w:ascii="仿宋" w:hAnsi="仿宋" w:eastAsia="仿宋"/>
+          <w:bCs/>
+          <w:sz w:val="24"/>
+          <w:szCs w:val="24"/>
+          <w:lang w:eastAsia="zh-Hans"/>
+        </w:rPr>
+        <w:t>可我在德智体美劳等方面表现良好，符合相应奖项的评选要求，</w:t>
+      </w:r>
+      <w:r>
+        <w:rPr>
+          <w:rFonts w:hint="eastAsia" w:ascii="仿宋" w:hAnsi="仿宋" w:eastAsia="仿宋"/>
+          <w:bCs/>
+          <w:sz w:val="24"/>
+          <w:szCs w:val="24"/>
+        </w:rPr>
+        <w:t>知情并同意我参评2026秋季</w:t>
+      </w:r>
+      <w:r>
+        <w:rPr>
+          <w:rFonts w:hint="eastAsia" w:ascii="仿宋" w:hAnsi="仿宋" w:eastAsia="仿宋"/>
+          <w:bCs/>
+          <w:sz w:val="24"/>
+          <w:szCs w:val="24"/>
+          <w:lang w:val="en-US" w:eastAsia="zh-CN"/>
+        </w:rPr>
+        <w:t>综合</w:t>
+      </w:r>
+      <w:r>
+        <w:rPr>
+          <w:rFonts w:hint="eastAsia" w:ascii="仿宋" w:hAnsi="仿宋" w:eastAsia="仿宋"/>
+          <w:bCs/>
+          <w:sz w:val="24"/>
+          <w:szCs w:val="24"/>
+        </w:rPr>
+        <w:t>奖学金。</w:t>
+      </w:r>
+    </w:p>
+    <w:p>
+      <w:pPr>
+        <w:ind w:firstLine="495"/>
+        <w:jc w:val="right"/>
+        <w:rPr>
+          <w:rFonts w:hint="eastAsia" w:ascii="仿宋" w:hAnsi="仿宋" w:eastAsia="仿宋"/>
+          <w:bCs/>
+          <w:sz w:val="24"/>
+          <w:szCs w:val="24"/>
+        </w:rPr>
+      </w:pPr>
       <w:r>
         <w:rPr>
           <w:rFonts w:ascii="仿宋" w:hAnsi="仿宋" w:eastAsia="仿宋"/>
           <w:bCs/>
           <w:sz w:val="24"/>
           <w:szCs w:val="24"/>
-          <w:u w:val="single"/>
-        </w:rPr>
-        <w:t>2022</w:t>
-      </w:r>
-      <w:r>
-        <w:rPr>
-          <w:rFonts w:hint="eastAsia" w:ascii="仿宋" w:hAnsi="仿宋" w:eastAsia="仿宋"/>
-          <w:bCs/>
-          <w:sz w:val="24"/>
-          <w:szCs w:val="24"/>
-          <w:u w:val="single"/>
-        </w:rPr>
-        <w:t>31081</w:t>
-      </w:r>
-      <w:r>
-        <w:rPr>
-          <w:rFonts w:hint="eastAsia" w:ascii="仿宋" w:hAnsi="仿宋" w:eastAsia="仿宋"/>
-          <w:bCs/>
-          <w:sz w:val="24"/>
-          <w:szCs w:val="24"/>
-          <w:u w:val="single"/>
-          <w:lang w:eastAsia="zh-Hans"/>
-        </w:rPr>
-        <w:t>1）</w:t>
-      </w:r>
-      <w:r>
-        <w:rPr>
-          <w:rFonts w:hint="eastAsia" w:ascii="仿宋" w:hAnsi="仿宋" w:eastAsia="仿宋"/>
-          <w:bCs/>
-          <w:sz w:val="24"/>
-          <w:szCs w:val="24"/>
-        </w:rPr>
-        <w:t>。导师</w:t>
-      </w:r>
-      <w:r>
-        <w:rPr>
-          <w:rFonts w:hint="eastAsia" w:ascii="仿宋" w:hAnsi="仿宋" w:eastAsia="仿宋"/>
-          <w:bCs/>
-          <w:sz w:val="24"/>
-          <w:szCs w:val="24"/>
-          <w:lang w:eastAsia="zh-Hans"/>
-        </w:rPr>
-        <w:t>认可我在德智体美劳等方面表现良好，符合相应奖项的评选要求，</w:t>
-      </w:r>
-      <w:r>
-        <w:rPr>
-          <w:rFonts w:hint="eastAsia" w:ascii="仿宋" w:hAnsi="仿宋" w:eastAsia="仿宋"/>
-          <w:bCs/>
-          <w:sz w:val="24"/>
-          <w:szCs w:val="24"/>
-        </w:rPr>
-        <w:t>知情并同意我参评2026秋季</w:t>
-      </w:r>
-      <w:r>
-        <w:rPr>
-          <w:rFonts w:hint="eastAsia" w:ascii="仿宋" w:hAnsi="仿宋" w:eastAsia="仿宋"/>
-          <w:bCs/>
-          <w:sz w:val="24"/>
-          <w:szCs w:val="24"/>
+        </w:rPr>
+        <w:t xml:space="preserve">                                         </w:t>
+      </w:r>
+    </w:p>
+    <w:p>
+      <w:pPr>
+        <w:ind w:firstLine="495"/>
+        <w:jc w:val="right"/>
+        <w:rPr>
+          <w:rFonts w:hint="eastAsia" w:ascii="仿宋" w:hAnsi="仿宋" w:eastAsia="仿宋"/>
+          <w:bCs/>
+          <w:sz w:val="24"/>
+          <w:szCs w:val="24"/>
+        </w:rPr>
+      </w:pPr>
+    </w:p>
+    <w:p>
+      <w:pPr>
+        <w:ind w:firstLine="495"/>
+        <w:jc w:val="left"/>
+        <w:rPr>
+          <w:rFonts w:hint="eastAsia" w:ascii="仿宋" w:hAnsi="仿宋" w:eastAsia="仿宋"/>
+          <w:bCs/>
+          <w:sz w:val="22"/>
+        </w:rPr>
+      </w:pPr>
+      <w:r>
+        <w:rPr>
+          <w:rFonts w:ascii="仿宋" w:hAnsi="仿宋" w:eastAsia="仿宋"/>
+          <w:bCs/>
+          <w:sz w:val="24"/>
+          <w:szCs w:val="24"/>
+        </w:rPr>
+        <w:t xml:space="preserve">                                           </w:t>
+      </w:r>
+      <w:r>
+        <w:rPr>
+          <w:rFonts w:hint="eastAsia" w:ascii="仿宋" w:hAnsi="仿宋" w:eastAsia="仿宋"/>
+          <w:bCs/>
+          <w:sz w:val="22"/>
+        </w:rPr>
+        <w:t>申请人：</w:t>
+      </w:r>
+      <w:r>
+        <w:rPr>
+          <w:rFonts w:hint="eastAsia" w:ascii="仿宋" w:hAnsi="仿宋" w:eastAsia="仿宋"/>
+          <w:bCs/>
+          <w:sz w:val="22"/>
+          <w:lang w:eastAsia="zh-CN"/>
+        </w:rPr>
+        <w:drawing>
+          <wp:inline distT="0" distB="0" distL="114300" distR="114300">
+            <wp:extent cx="1193800" cy="622935"/>
+            <wp:effectExtent l="0" t="0" r="0" b="12065"/>
+            <wp:docPr id="1" name="图片 1" descr="杜晋华"/>
+            <wp:cNvGraphicFramePr>
+              <a:graphicFrameLocks xmlns:a="http://schemas.openxmlformats.org/drawingml/2006/main" noChangeAspect="1"/>
+            </wp:cNvGraphicFramePr>
+            <a:graphic xmlns:a="http://schemas.openxmlformats.org/drawingml/2006/main">
+              <a:graphicData uri="http://schemas.openxmlformats.org/drawingml/2006/picture">
+                <pic:pic xmlns:pic="http://schemas.openxmlformats.org/drawingml/2006/picture">
+                  <pic:nvPicPr>
+                    <pic:cNvPr id="1" name="图片 1" descr="杜晋华"/>
+                    <pic:cNvPicPr>
+                      <a:picLocks noChangeAspect="1"/>
+                    </pic:cNvPicPr>
+                  </pic:nvPicPr>
+                  <pic:blipFill>
+                    <a:blip r:embed="rId4"/>
+                    <a:stretch>
+                      <a:fillRect/>
+                    </a:stretch>
+                  </pic:blipFill>
+                  <pic:spPr>
+                    <a:xfrm>
+                      <a:off x="0" y="0"/>
+                      <a:ext cx="1193800" cy="622935"/>
+                    </a:xfrm>
+                    <a:prstGeom prst="rect">
+                      <a:avLst/>
+                    </a:prstGeom>
+                  </pic:spPr>
+                </pic:pic>
+              </a:graphicData>
+            </a:graphic>
+          </wp:inline>
+        </w:drawing>
+      </w:r>
+    </w:p>
+    <w:p>
+      <w:pPr>
+        <w:ind w:firstLine="495"/>
+        <w:jc w:val="left"/>
+        <w:rPr>
+          <w:rFonts w:hint="eastAsia" w:ascii="仿宋" w:hAnsi="仿宋" w:eastAsia="仿宋"/>
+          <w:bCs/>
+          <w:sz w:val="22"/>
+        </w:rPr>
+      </w:pPr>
+    </w:p>
+    <w:p>
+      <w:pPr>
+        <w:ind w:firstLine="495"/>
+        <w:jc w:val="right"/>
+        <w:rPr>
+          <w:rFonts w:hint="eastAsia" w:ascii="华文仿宋" w:hAnsi="华文仿宋" w:eastAsia="华文仿宋" w:cs="华文仿宋"/>
+          <w:bCs/>
+          <w:sz w:val="22"/>
+        </w:rPr>
+      </w:pPr>
+      <w:r>
+        <w:rPr>
+          <w:rFonts w:hint="eastAsia" w:ascii="仿宋" w:hAnsi="仿宋" w:eastAsia="仿宋"/>
+          <w:bCs/>
+          <w:sz w:val="22"/>
           <w:lang w:val="en-US" w:eastAsia="zh-CN"/>
         </w:rPr>
-        <w:t>综合</w:t>
+        <w:t>2026</w:t>
+      </w:r>
+      <w:r>
+        <w:rPr>
+          <w:rFonts w:hint="eastAsia" w:ascii="仿宋" w:hAnsi="仿宋" w:eastAsia="仿宋"/>
+          <w:bCs/>
+          <w:sz w:val="22"/>
+        </w:rPr>
+        <w:t>年</w:t>
+      </w:r>
+      <w:r>
+        <w:rPr>
+          <w:rFonts w:hint="eastAsia" w:ascii="仿宋" w:hAnsi="仿宋" w:eastAsia="仿宋"/>
+          <w:bCs/>
+          <w:sz w:val="22"/>
+          <w:lang w:val="en-US" w:eastAsia="zh-CN"/>
+        </w:rPr>
+        <w:t>10</w:t>
+      </w:r>
+      <w:r>
+        <w:rPr>
+          <w:rFonts w:hint="eastAsia" w:ascii="仿宋" w:hAnsi="仿宋" w:eastAsia="仿宋"/>
+          <w:bCs/>
+          <w:sz w:val="22"/>
+        </w:rPr>
+        <w:t>月</w:t>
+      </w:r>
+      <w:r>
+        <w:rPr>
+          <w:rFonts w:hint="eastAsia" w:ascii="仿宋" w:hAnsi="仿宋" w:eastAsia="仿宋"/>
+          <w:bCs/>
+          <w:sz w:val="22"/>
+          <w:lang w:val="en-US" w:eastAsia="zh-CN"/>
+        </w:rPr>
+        <w:t>12</w:t>
+      </w:r>
+      <w:r>
+        <w:rPr>
+          <w:rFonts w:hint="eastAsia" w:ascii="仿宋" w:hAnsi="仿宋" w:eastAsia="仿宋"/>
+          <w:bCs/>
+          <w:sz w:val="22"/>
+        </w:rPr>
+        <w:t>日</w:t>
+      </w:r>
+    </w:p>
+    <w:p>
+      <w:pPr>
+        <w:ind w:firstLine="495"/>
+        <w:jc w:val="left"/>
+        <w:rPr>
+          <w:rFonts w:hint="eastAsia" w:ascii="仿宋" w:hAnsi="仿宋" w:eastAsia="仿宋"/>
+          <w:bCs/>
+          <w:sz w:val="24"/>
+          <w:szCs w:val="24"/>
+        </w:rPr>
+      </w:pPr>
+    </w:p>
+    <w:p>
+      <w:pPr>
+        <w:ind w:firstLine="495"/>
+        <w:jc w:val="right"/>
+        <w:rPr>
+          <w:rFonts w:hint="eastAsia" w:ascii="仿宋" w:hAnsi="仿宋" w:eastAsia="仿宋"/>
+          <w:bCs/>
+          <w:sz w:val="24"/>
+          <w:szCs w:val="24"/>
+        </w:rPr>
+      </w:pPr>
+    </w:p>
+    <w:p>
+      <w:pPr>
+        <w:ind w:firstLine="495"/>
+        <w:jc w:val="left"/>
+        <w:rPr>
+          <w:rFonts w:hint="eastAsia" w:ascii="仿宋" w:hAnsi="仿宋" w:eastAsia="仿宋"/>
+          <w:bCs/>
+          <w:sz w:val="24"/>
+          <w:szCs w:val="24"/>
+        </w:rPr>
+      </w:pPr>
+      <w:r>
+        <w:rPr>
+          <w:rFonts w:ascii="仿宋" w:hAnsi="仿宋" w:eastAsia="仿宋"/>
+          <w:bCs/>
+          <w:sz w:val="24"/>
+          <w:szCs w:val="24"/>
+        </w:rPr>
+        <w:t xml:space="preserve">                                           </w:t>
+      </w:r>
+      <w:r>
+        <w:rPr>
+          <w:rFonts w:hint="eastAsia" w:ascii="仿宋" w:hAnsi="仿宋" w:eastAsia="仿宋"/>
+          <w:bCs/>
+          <w:sz w:val="24"/>
+          <w:szCs w:val="24"/>
+        </w:rPr>
+        <w:t xml:space="preserve">导 </w:t>
+      </w:r>
+      <w:r>
+        <w:rPr>
+          <w:rFonts w:ascii="仿宋" w:hAnsi="仿宋" w:eastAsia="仿宋"/>
+          <w:bCs/>
+          <w:sz w:val="24"/>
+          <w:szCs w:val="24"/>
+        </w:rPr>
+        <w:t xml:space="preserve"> </w:t>
+      </w:r>
+      <w:r>
+        <w:rPr>
+          <w:rFonts w:hint="eastAsia" w:ascii="仿宋" w:hAnsi="仿宋" w:eastAsia="仿宋"/>
+          <w:bCs/>
+          <w:sz w:val="24"/>
+          <w:szCs w:val="24"/>
+        </w:rPr>
+        <w:t>师：</w:t>
+      </w:r>
+      <w:r>
+        <w:rPr>
+          <w:rFonts w:hint="eastAsia" w:ascii="仿宋" w:hAnsi="仿宋" w:eastAsia="仿宋"/>
+          <w:bCs/>
+          <w:sz w:val="24"/>
+          <w:szCs w:val="24"/>
+          <w:lang w:eastAsia="zh-CN"/>
+        </w:rPr>
+        <w:drawing>
+          <wp:inline distT="0" distB="0" distL="114300" distR="114300">
+            <wp:extent cx="1078230" cy="762000"/>
+            <wp:effectExtent l="0" t="0" r="13970" b="0"/>
+            <wp:docPr id="2" name="图片 2" descr="唐杰"/>
+            <wp:cNvGraphicFramePr>
+              <a:graphicFrameLocks xmlns:a="http://schemas.openxmlformats.org/drawingml/2006/main" noChangeAspect="1"/>
+            </wp:cNvGraphicFramePr>
+            <a:graphic xmlns:a="http://schemas.openxmlformats.org/drawingml/2006/main">
+              <a:graphicData uri="http://schemas.openxmlformats.org/drawingml/2006/picture">
+                <pic:pic xmlns:pic="http://schemas.openxmlformats.org/drawingml/2006/picture">
+                  <pic:nvPicPr>
+                    <pic:cNvPr id="2" name="图片 2" descr="唐杰"/>
+                    <pic:cNvPicPr>
+                      <a:picLocks noChangeAspect="1"/>
+                    </pic:cNvPicPr>
+                  </pic:nvPicPr>
+                  <pic:blipFill>
+                    <a:blip r:embed="rId5"/>
+                    <a:stretch>
+                      <a:fillRect/>
+                    </a:stretch>
+                  </pic:blipFill>
+                  <pic:spPr>
+                    <a:xfrm>
+                      <a:off x="0" y="0"/>
+                      <a:ext cx="1078230" cy="762000"/>
+                    </a:xfrm>
+                    <a:prstGeom prst="rect">
+                      <a:avLst/>
+                    </a:prstGeom>
+                  </pic:spPr>
+                </pic:pic>
+              </a:graphicData>
+            </a:graphic>
+          </wp:inline>
+        </w:drawing>
       </w:r>
       <w:bookmarkStart w:id="0" w:name="_GoBack"/>
       <w:bookmarkEnd w:id="0"/>
-      <w:r>
-        <w:rPr>
-          <w:rFonts w:hint="eastAsia" w:ascii="仿宋" w:hAnsi="仿宋" w:eastAsia="仿宋"/>
-          <w:bCs/>
-          <w:sz w:val="24"/>
-          <w:szCs w:val="24"/>
-        </w:rPr>
-        <w:t>奖学金。</w:t>
-      </w:r>
+    </w:p>
+    <w:p>
+      <w:pPr>
+        <w:ind w:firstLine="495"/>
+        <w:jc w:val="left"/>
+        <w:rPr>
+          <w:rFonts w:hint="eastAsia" w:ascii="仿宋" w:hAnsi="仿宋" w:eastAsia="仿宋"/>
+          <w:bCs/>
+          <w:sz w:val="24"/>
+          <w:szCs w:val="24"/>
+        </w:rPr>
+      </w:pPr>
     </w:p>
     <w:p>
       <w:pPr>
@@ -310,98 +529,29 @@
       </w:pPr>
       <w:r>
         <w:rPr>
-          <w:rFonts w:ascii="仿宋" w:hAnsi="仿宋" w:eastAsia="仿宋"/>
-          <w:bCs/>
-          <w:sz w:val="24"/>
-          <w:szCs w:val="24"/>
-        </w:rPr>
-        <w:t xml:space="preserve">                                         </w:t>
-      </w:r>
-    </w:p>
-    <w:p>
-      <w:pPr>
-        <w:ind w:firstLine="495"/>
-        <w:jc w:val="right"/>
-        <w:rPr>
-          <w:rFonts w:hint="eastAsia" w:ascii="仿宋" w:hAnsi="仿宋" w:eastAsia="仿宋"/>
-          <w:bCs/>
-          <w:sz w:val="24"/>
-          <w:szCs w:val="24"/>
-        </w:rPr>
-      </w:pPr>
-    </w:p>
-    <w:p>
-      <w:pPr>
-        <w:ind w:firstLine="495"/>
-        <w:jc w:val="left"/>
-        <w:rPr>
-          <w:rFonts w:hint="eastAsia" w:ascii="仿宋" w:hAnsi="仿宋" w:eastAsia="仿宋"/>
-          <w:bCs/>
-          <w:sz w:val="22"/>
-        </w:rPr>
-      </w:pPr>
-      <w:r>
-        <w:rPr>
-          <w:rFonts w:ascii="仿宋" w:hAnsi="仿宋" w:eastAsia="仿宋"/>
-          <w:bCs/>
-          <w:sz w:val="24"/>
-          <w:szCs w:val="24"/>
-        </w:rPr>
-        <w:t xml:space="preserve">                                           </w:t>
-      </w:r>
-      <w:r>
-        <w:rPr>
-          <w:rFonts w:hint="eastAsia" w:ascii="仿宋" w:hAnsi="仿宋" w:eastAsia="仿宋"/>
-          <w:bCs/>
-          <w:sz w:val="22"/>
-        </w:rPr>
-        <w:t>申请人：</w:t>
-      </w:r>
-    </w:p>
-    <w:p>
-      <w:pPr>
-        <w:ind w:firstLine="495"/>
-        <w:jc w:val="left"/>
-        <w:rPr>
-          <w:rFonts w:hint="eastAsia" w:ascii="仿宋" w:hAnsi="仿宋" w:eastAsia="仿宋"/>
-          <w:bCs/>
-          <w:sz w:val="22"/>
-        </w:rPr>
-      </w:pPr>
-    </w:p>
-    <w:p>
-      <w:pPr>
-        <w:ind w:firstLine="495"/>
-        <w:jc w:val="right"/>
-        <w:rPr>
-          <w:rFonts w:hint="eastAsia" w:ascii="华文仿宋" w:hAnsi="华文仿宋" w:eastAsia="华文仿宋" w:cs="华文仿宋"/>
-          <w:bCs/>
-          <w:sz w:val="22"/>
-        </w:rPr>
-      </w:pPr>
-      <w:r>
-        <w:rPr>
-          <w:rFonts w:ascii="仿宋" w:hAnsi="仿宋" w:eastAsia="仿宋"/>
-          <w:bCs/>
-          <w:sz w:val="22"/>
-        </w:rPr>
-        <w:t xml:space="preserve">    </w:t>
-      </w:r>
-      <w:r>
-        <w:rPr>
-          <w:rFonts w:hint="eastAsia" w:ascii="仿宋" w:hAnsi="仿宋" w:eastAsia="仿宋"/>
-          <w:bCs/>
-          <w:sz w:val="22"/>
-        </w:rPr>
-        <w:t xml:space="preserve">年</w:t>
-      </w:r>
-      <w:r>
-        <w:rPr>
-          <w:rFonts w:ascii="仿宋" w:hAnsi="仿宋" w:eastAsia="仿宋"/>
-          <w:bCs/>
-          <w:sz w:val="22"/>
-        </w:rPr>
-        <w:t xml:space="preserve">  </w:t>
+          <w:rFonts w:hint="eastAsia" w:ascii="仿宋" w:hAnsi="仿宋" w:eastAsia="仿宋"/>
+          <w:bCs/>
+          <w:sz w:val="22"/>
+          <w:lang w:val="en-US" w:eastAsia="zh-CN"/>
+        </w:rPr>
+        <w:t>2026</w:t>
+      </w:r>
+      <w:r>
+        <w:rPr>
+          <w:rFonts w:hint="eastAsia" w:ascii="仿宋" w:hAnsi="仿宋" w:eastAsia="仿宋"/>
+          <w:bCs/>
+          <w:sz w:val="22"/>
+        </w:rPr>
+        <w:t>年</w:t>
+      </w:r>
+      <w:r>
+        <w:rPr>
+          <w:rFonts w:hint="eastAsia" w:ascii="仿宋" w:hAnsi="仿宋" w:eastAsia="仿宋"/>
+          <w:bCs/>
+          <w:sz w:val="22"/>
+          <w:lang w:val="en-US" w:eastAsia="zh-CN"/>
+        </w:rPr>
+        <w:t>10</w:t>
       </w:r>
       <w:r>
         <w:rPr>
@@ -413,167 +563,18 @@
       </w:r>
       <w:r>
         <w:rPr>
-          <w:rFonts w:ascii="仿宋" w:hAnsi="仿宋" w:eastAsia="仿宋"/>
-          <w:bCs/>
-          <w:sz w:val="22"/>
-        </w:rPr>
-        <w:t xml:space="preserve">  </w:t>
-      </w:r>
-      <w:r>
-        <w:rPr>
-          <w:rFonts w:hint="eastAsia" w:ascii="仿宋" w:hAnsi="仿宋" w:eastAsia="仿宋"/>
-          <w:bCs/>
-          <w:sz w:val="22"/>
-        </w:rPr>
-        <w:t>日</w:t>
-      </w:r>
-    </w:p>
-    <w:p>
-      <w:pPr>
-        <w:ind w:firstLine="495"/>
-        <w:jc w:val="left"/>
-        <w:rPr>
-          <w:rFonts w:hint="eastAsia" w:ascii="仿宋" w:hAnsi="仿宋" w:eastAsia="仿宋"/>
-          <w:bCs/>
-          <w:sz w:val="24"/>
-          <w:szCs w:val="24"/>
-        </w:rPr>
-      </w:pPr>
-    </w:p>
-    <w:p>
-      <w:pPr>
-        <w:ind w:firstLine="495"/>
-        <w:jc w:val="right"/>
-        <w:rPr>
-          <w:rFonts w:hint="eastAsia" w:ascii="仿宋" w:hAnsi="仿宋" w:eastAsia="仿宋"/>
-          <w:bCs/>
-          <w:sz w:val="24"/>
-          <w:szCs w:val="24"/>
-        </w:rPr>
-      </w:pPr>
-    </w:p>
-    <w:p>
-      <w:pPr>
-        <w:ind w:firstLine="495"/>
-        <w:jc w:val="left"/>
-        <w:rPr>
-          <w:rFonts w:hint="eastAsia" w:ascii="仿宋" w:hAnsi="仿宋" w:eastAsia="仿宋"/>
-          <w:bCs/>
-          <w:sz w:val="24"/>
-          <w:szCs w:val="24"/>
-        </w:rPr>
-      </w:pPr>
-      <w:r>
-        <w:rPr>
-          <w:rFonts w:ascii="仿宋" w:hAnsi="仿宋" w:eastAsia="仿宋"/>
-          <w:bCs/>
-          <w:sz w:val="24"/>
-          <w:szCs w:val="24"/>
-        </w:rPr>
-        <w:t xml:space="preserve">                                           </w:t>
-      </w:r>
-      <w:r>
-        <w:rPr>
-          <w:rFonts w:hint="eastAsia" w:ascii="仿宋" w:hAnsi="仿宋" w:eastAsia="仿宋"/>
-          <w:bCs/>
-          <w:sz w:val="24"/>
-          <w:szCs w:val="24"/>
-        </w:rPr>
-        <w:t xml:space="preserve">导 </w:t>
-      </w:r>
-      <w:r>
-        <w:rPr>
-          <w:rFonts w:ascii="仿宋" w:hAnsi="仿宋" w:eastAsia="仿宋"/>
-          <w:bCs/>
-          <w:sz w:val="24"/>
-          <w:szCs w:val="24"/>
-        </w:rPr>
-        <w:t xml:space="preserve"> </w:t>
-      </w:r>
-      <w:r>
-        <w:rPr>
-          <w:rFonts w:hint="eastAsia" w:ascii="仿宋" w:hAnsi="仿宋" w:eastAsia="仿宋"/>
-          <w:bCs/>
-          <w:sz w:val="24"/>
-          <w:szCs w:val="24"/>
-        </w:rPr>
-        <w:t>师：</w:t>
-      </w:r>
-    </w:p>
-    <w:p>
-      <w:pPr>
-        <w:ind w:firstLine="495"/>
-        <w:jc w:val="left"/>
-        <w:rPr>
-          <w:rFonts w:hint="eastAsia" w:ascii="仿宋" w:hAnsi="仿宋" w:eastAsia="仿宋"/>
-          <w:bCs/>
-          <w:sz w:val="24"/>
-          <w:szCs w:val="24"/>
-        </w:rPr>
-      </w:pPr>
-    </w:p>
-    <w:p>
-      <w:pPr>
-        <w:ind w:firstLine="495"/>
-        <w:jc w:val="right"/>
-        <w:rPr>
-          <w:rFonts w:hint="eastAsia" w:ascii="仿宋" w:hAnsi="仿宋" w:eastAsia="仿宋"/>
-          <w:bCs/>
-          <w:sz w:val="24"/>
-          <w:szCs w:val="24"/>
-        </w:rPr>
-      </w:pPr>
-      <w:r>
-        <w:rPr>
-          <w:rFonts w:ascii="仿宋" w:hAnsi="仿宋" w:eastAsia="仿宋"/>
-          <w:bCs/>
-          <w:sz w:val="24"/>
-          <w:szCs w:val="24"/>
-        </w:rPr>
-        <w:t xml:space="preserve">    </w:t>
-      </w:r>
-      <w:r>
-        <w:rPr>
-          <w:rFonts w:hint="eastAsia" w:ascii="仿宋" w:hAnsi="仿宋" w:eastAsia="仿宋"/>
-          <w:bCs/>
-          <w:sz w:val="24"/>
-          <w:szCs w:val="24"/>
-        </w:rPr>
-        <w:t>年</w:t>
-      </w:r>
-      <w:r>
-        <w:rPr>
-          <w:rFonts w:ascii="仿宋" w:hAnsi="仿宋" w:eastAsia="仿宋"/>
-          <w:bCs/>
-          <w:sz w:val="24"/>
-          <w:szCs w:val="24"/>
-        </w:rPr>
-        <w:t xml:space="preserve">  </w:t>
-      </w:r>
-      <w:r>
-        <w:rPr>
-          <w:rFonts w:hint="eastAsia" w:ascii="仿宋" w:hAnsi="仿宋" w:eastAsia="仿宋"/>
-          <w:bCs/>
-          <w:sz w:val="24"/>
-          <w:szCs w:val="24"/>
-        </w:rPr>
-        <w:t>月</w:t>
-      </w:r>
-      <w:r>
-        <w:rPr>
-          <w:rFonts w:ascii="仿宋" w:hAnsi="仿宋" w:eastAsia="仿宋"/>
-          <w:bCs/>
-          <w:sz w:val="24"/>
-          <w:szCs w:val="24"/>
-        </w:rPr>
-        <w:t xml:space="preserve">  </w:t>
-      </w:r>
-      <w:r>
-        <w:rPr>
-          <w:rFonts w:hint="eastAsia" w:ascii="仿宋" w:hAnsi="仿宋" w:eastAsia="仿宋"/>
-          <w:bCs/>
-          <w:sz w:val="24"/>
-          <w:szCs w:val="24"/>
+          <w:rFonts w:hint="eastAsia" w:ascii="仿宋" w:hAnsi="仿宋" w:eastAsia="仿宋"/>
+          <w:bCs/>
+          <w:sz w:val="22"/>
+          <w:lang w:val="en-US" w:eastAsia="zh-CN"/>
+        </w:rPr>
+        <w:t>12</w:t>
+      </w:r>
+      <w:r>
+        <w:rPr>
+          <w:rFonts w:hint="eastAsia" w:ascii="仿宋" w:hAnsi="仿宋" w:eastAsia="仿宋"/>
+          <w:bCs/>
+          <w:sz w:val="22"/>
         </w:rPr>
         <w:t>日</w:t>
       </w:r>
